--- a/packages/docs/static/decision-guides/intake.docx
+++ b/packages/docs/static/decision-guides/intake.docx
@@ -11,18 +11,18 @@
           <wp:inline>
             <wp:extent cx="5943600" cy="1289649"/>
             <wp:effectExtent b="0" l="0" r="0" t="0"/>
-            <wp:docPr descr="Medplum" title="" id="10" name="Picture"/>
+            <wp:docPr descr="Medplum" title="" id="21" name="Picture"/>
             <a:graphic>
               <a:graphicData uri="http://schemas.openxmlformats.org/drawingml/2006/picture">
                 <pic:pic>
                   <pic:nvPicPr>
-                    <pic:cNvPr descr="medplum-wordmark-grape.png" id="11" name="Picture"/>
+                    <pic:cNvPr descr="medplum-wordmark-grape.png" id="22" name="Picture"/>
                     <pic:cNvPicPr>
                       <a:picLocks noChangeArrowheads="1" noChangeAspect="1"/>
                     </pic:cNvPicPr>
                   </pic:nvPicPr>
                   <pic:blipFill>
-                    <a:blip r:embed="rId9"/>
+                    <a:blip r:embed="rId20"/>
                     <a:stretch>
                       <a:fillRect/>
                     </a:stretch>
@@ -49,7 +49,7 @@
         </w:drawing>
       </w:r>
     </w:p>
-    <w:bookmarkStart w:id="33" w:name="intake-registration-decision-guide"/>
+    <w:bookmarkStart w:id="44" w:name="intake-registration-decision-guide"/>
     <w:p>
       <w:pPr>
         <w:pStyle w:val="Heading1"/>
@@ -64,44 +64,44 @@
       </w:pPr>
       <w:r>
         <w:rPr>
+          <w:iCs/>
           <w:i/>
-          <w:iCs/>
         </w:rPr>
         <w:t xml:space="preserve">Companion to the</w:t>
       </w:r>
       <w:r>
         <w:rPr>
+          <w:iCs/>
           <w:i/>
-          <w:iCs/>
         </w:rPr>
         <w:t xml:space="preserve"> </w:t>
       </w:r>
-      <w:hyperlink r:id="rId12">
+      <w:hyperlink r:id="rId23">
         <w:r>
           <w:rPr>
             <w:rStyle w:val="Hyperlink"/>
+            <w:iCs/>
             <w:i/>
-            <w:iCs/>
           </w:rPr>
           <w:t xml:space="preserve">Intake &amp; Registration</w:t>
         </w:r>
       </w:hyperlink>
       <w:r>
         <w:rPr>
+          <w:iCs/>
           <w:i/>
-          <w:iCs/>
         </w:rPr>
         <w:t xml:space="preserve"> </w:t>
       </w:r>
       <w:r>
         <w:rPr>
+          <w:iCs/>
           <w:i/>
-          <w:iCs/>
         </w:rPr>
         <w:t xml:space="preserve">docs.</w:t>
       </w:r>
     </w:p>
-    <w:bookmarkStart w:id="13" w:name="section-1-use-case-participants"/>
+    <w:bookmarkStart w:id="24" w:name="section-1-use-case-participants"/>
     <w:p>
       <w:pPr>
         <w:pStyle w:val="Heading2"/>
@@ -116,19 +116,19 @@
       </w:pPr>
       <w:r>
         <w:rPr>
+          <w:bCs/>
           <w:b/>
-          <w:bCs/>
         </w:rPr>
         <w:t xml:space="preserve">1.1 Who completes intake, and in what setting?</w:t>
       </w:r>
     </w:p>
     <w:p>
       <w:pPr>
-        <w:pStyle w:val="Compact"/>
         <w:numPr>
           <w:ilvl w:val="0"/>
           <w:numId w:val="1001"/>
         </w:numPr>
+        <w:pStyle w:val="Compact"/>
       </w:pPr>
       <w:r>
         <w:t xml:space="preserve">Patient self-service (portal, mobile, kiosk)</w:t>
@@ -136,11 +136,11 @@
     </w:p>
     <w:p>
       <w:pPr>
-        <w:pStyle w:val="Compact"/>
         <w:numPr>
           <w:ilvl w:val="0"/>
           <w:numId w:val="1001"/>
         </w:numPr>
+        <w:pStyle w:val="Compact"/>
       </w:pPr>
       <w:r>
         <w:t xml:space="preserve">Staff-assisted (registration desk, rooming, phone, paper-to-digital)</w:t>
@@ -148,11 +148,11 @@
     </w:p>
     <w:p>
       <w:pPr>
-        <w:pStyle w:val="Compact"/>
         <w:numPr>
           <w:ilvl w:val="0"/>
           <w:numId w:val="1001"/>
         </w:numPr>
+        <w:pStyle w:val="Compact"/>
       </w:pPr>
       <w:r>
         <w:t xml:space="preserve">Mixed (patient starts online, staff verifies in person)</w:t>
@@ -164,8 +164,8 @@
       </w:pPr>
       <w:r>
         <w:rPr>
+          <w:iCs/>
           <w:i/>
-          <w:iCs/>
         </w:rPr>
         <w:t xml:space="preserve">Why: determines the auth model and whether an intake response may exist before the patient record is created (3.1, 3.2).</w:t>
       </w:r>
@@ -176,19 +176,19 @@
       </w:pPr>
       <w:r>
         <w:rPr>
+          <w:bCs/>
           <w:b/>
-          <w:bCs/>
         </w:rPr>
         <w:t xml:space="preserve">1.2 When does intake happen relative to identity and scheduling?</w:t>
       </w:r>
     </w:p>
     <w:p>
       <w:pPr>
-        <w:pStyle w:val="Compact"/>
         <w:numPr>
           <w:ilvl w:val="0"/>
           <w:numId w:val="1002"/>
         </w:numPr>
+        <w:pStyle w:val="Compact"/>
       </w:pPr>
       <w:r>
         <w:t xml:space="preserve">Before the patient record exists (greenfield / new patient signup)</w:t>
@@ -196,11 +196,11 @@
     </w:p>
     <w:p>
       <w:pPr>
-        <w:pStyle w:val="Compact"/>
         <w:numPr>
           <w:ilvl w:val="0"/>
           <w:numId w:val="1002"/>
         </w:numPr>
+        <w:pStyle w:val="Compact"/>
       </w:pPr>
       <w:r>
         <w:t xml:space="preserve">After scheduling, pre-visit (patient exists, no visit yet)</w:t>
@@ -208,11 +208,11 @@
     </w:p>
     <w:p>
       <w:pPr>
-        <w:pStyle w:val="Compact"/>
         <w:numPr>
           <w:ilvl w:val="0"/>
           <w:numId w:val="1002"/>
         </w:numPr>
+        <w:pStyle w:val="Compact"/>
       </w:pPr>
       <w:r>
         <w:t xml:space="preserve">At check-in or during the visit</w:t>
@@ -220,11 +220,11 @@
     </w:p>
     <w:p>
       <w:pPr>
-        <w:pStyle w:val="Compact"/>
         <w:numPr>
           <w:ilvl w:val="0"/>
           <w:numId w:val="1002"/>
         </w:numPr>
+        <w:pStyle w:val="Compact"/>
       </w:pPr>
       <w:r>
         <w:t xml:space="preserve">Episodic updates only (existing patient, not tied to a visit)</w:t>
@@ -236,8 +236,8 @@
       </w:pPr>
       <w:r>
         <w:rPr>
+          <w:iCs/>
           <w:i/>
-          <w:iCs/>
         </w:rPr>
         <w:t xml:space="preserve">Why: drives whether intake creates or updates a patient record, when responses get tied to a patient, and whether intake tasks link to a visit (3.1, 3.8).</w:t>
       </w:r>
@@ -248,19 +248,19 @@
       </w:pPr>
       <w:r>
         <w:rPr>
+          <w:bCs/>
           <w:b/>
-          <w:bCs/>
         </w:rPr>
         <w:t xml:space="preserve">1.3 How are returning patients and duplicates handled?</w:t>
       </w:r>
     </w:p>
     <w:p>
       <w:pPr>
-        <w:pStyle w:val="Compact"/>
         <w:numPr>
           <w:ilvl w:val="0"/>
           <w:numId w:val="1003"/>
         </w:numPr>
+        <w:pStyle w:val="Compact"/>
       </w:pPr>
       <w:r>
         <w:t xml:space="preserve">Always create a new patient record on intake (rare; only if you have a separate dedup pipeline downstream)</w:t>
@@ -268,11 +268,11 @@
     </w:p>
     <w:p>
       <w:pPr>
-        <w:pStyle w:val="Compact"/>
         <w:numPr>
           <w:ilvl w:val="0"/>
           <w:numId w:val="1003"/>
         </w:numPr>
+        <w:pStyle w:val="Compact"/>
       </w:pPr>
       <w:r>
         <w:t xml:space="preserve">Look up by identifier (e.g. MRN, email, phone) and update if found</w:t>
@@ -280,11 +280,11 @@
     </w:p>
     <w:p>
       <w:pPr>
-        <w:pStyle w:val="Compact"/>
         <w:numPr>
           <w:ilvl w:val="0"/>
           <w:numId w:val="1003"/>
         </w:numPr>
+        <w:pStyle w:val="Compact"/>
       </w:pPr>
       <w:r>
         <w:t xml:space="preserve">Run a demographic candidate search and confirm with staff before merge</w:t>
@@ -292,11 +292,11 @@
     </w:p>
     <w:p>
       <w:pPr>
-        <w:pStyle w:val="Compact"/>
         <w:numPr>
           <w:ilvl w:val="0"/>
           <w:numId w:val="1003"/>
         </w:numPr>
+        <w:pStyle w:val="Compact"/>
       </w:pPr>
       <w:r>
         <w:t xml:space="preserve">Mixed – different rules for patient self-service vs staff-assisted</w:t>
@@ -308,8 +308,8 @@
       </w:pPr>
       <w:r>
         <w:rPr>
+          <w:iCs/>
           <w:i/>
-          <w:iCs/>
         </w:rPr>
         <w:t xml:space="preserve">Why: drives 3.1 and must align with your org-wide dedup policy.</w:t>
       </w:r>
@@ -320,8 +320,8 @@
       </w:pPr>
       <w:r>
         <w:rPr>
+          <w:bCs/>
           <w:b/>
-          <w:bCs/>
         </w:rPr>
         <w:t xml:space="preserve">1.4 What consents need to be captured at intake, and are any state- or population-specific?</w:t>
       </w:r>
@@ -332,8 +332,8 @@
       </w:pPr>
       <w:r>
         <w:rPr>
+          <w:iCs/>
           <w:i/>
-          <w:iCs/>
         </w:rPr>
         <w:t xml:space="preserve">Why: drives 3.6; sensitive categories may constrain what post-intake automation can auto-share or auto-route (3.7).</w:t>
       </w:r>
@@ -344,19 +344,19 @@
       </w:pPr>
       <w:r>
         <w:rPr>
+          <w:bCs/>
           <w:b/>
-          <w:bCs/>
         </w:rPr>
         <w:t xml:space="preserve">1.5 What other systems must intake feed or read from?</w:t>
       </w:r>
     </w:p>
     <w:p>
       <w:pPr>
-        <w:pStyle w:val="Compact"/>
         <w:numPr>
           <w:ilvl w:val="0"/>
           <w:numId w:val="1004"/>
         </w:numPr>
+        <w:pStyle w:val="Compact"/>
       </w:pPr>
       <w:r>
         <w:t xml:space="preserve">Eligibility / insurance verification (e.g. Stedi, clearinghouse 270/271)</w:t>
@@ -364,11 +364,11 @@
     </w:p>
     <w:p>
       <w:pPr>
-        <w:pStyle w:val="Compact"/>
         <w:numPr>
           <w:ilvl w:val="0"/>
           <w:numId w:val="1004"/>
         </w:numPr>
+        <w:pStyle w:val="Compact"/>
       </w:pPr>
       <w:r>
         <w:t xml:space="preserve">Practice management or legacy EHR (write-back of demographics or coverage)</w:t>
@@ -376,11 +376,11 @@
     </w:p>
     <w:p>
       <w:pPr>
-        <w:pStyle w:val="Compact"/>
         <w:numPr>
           <w:ilvl w:val="0"/>
           <w:numId w:val="1004"/>
         </w:numPr>
+        <w:pStyle w:val="Compact"/>
       </w:pPr>
       <w:r>
         <w:t xml:space="preserve">Prefill sources (Patient Access API, Payer-to-Payer API, partner EHR, HIE/TEFCA) — see 3.3</w:t>
@@ -388,11 +388,11 @@
     </w:p>
     <w:p>
       <w:pPr>
-        <w:pStyle w:val="Compact"/>
         <w:numPr>
           <w:ilvl w:val="0"/>
           <w:numId w:val="1004"/>
         </w:numPr>
+        <w:pStyle w:val="Compact"/>
       </w:pPr>
       <w:r>
         <w:t xml:space="preserve">Referrals (intake initiated by an inbound referral – see the Referrals guide)</w:t>
@@ -404,8 +404,8 @@
       </w:pPr>
       <w:r>
         <w:rPr>
+          <w:iCs/>
           <w:i/>
-          <w:iCs/>
         </w:rPr>
         <w:t xml:space="preserve">Why: surfaces integration boundaries that affect prefill (3.3), post-intake automation (3.7), and which actions live inside one intake workflow vs separate workflows.</w:t>
       </w:r>
@@ -417,8 +417,8 @@
         </w:pict>
       </w:r>
     </w:p>
-    <w:bookmarkEnd w:id="13"/>
-    <w:bookmarkStart w:id="14" w:name="section-2-feature-scoping"/>
+    <w:bookmarkEnd w:id="24"/>
+    <w:bookmarkStart w:id="25" w:name="section-2-feature-scoping"/>
     <w:p>
       <w:pPr>
         <w:pStyle w:val="Heading2"/>
@@ -433,8 +433,8 @@
       </w:pPr>
       <w:r>
         <w:rPr>
+          <w:iCs/>
           <w:i/>
-          <w:iCs/>
         </w:rPr>
         <w:t xml:space="preserve">Go through each row together. For each cell under Yes / No / Nice-to-have / Not sure, mark the customer’s answer. The</w:t>
       </w:r>
@@ -443,8 +443,8 @@
       </w:r>
       <w:r>
         <w:rPr>
+          <w:bCs/>
           <w:b/>
-          <w:bCs/>
         </w:rPr>
         <w:t xml:space="preserve">Deep dive</w:t>
       </w:r>
@@ -453,8 +453,8 @@
       </w:r>
       <w:r>
         <w:rPr>
+          <w:iCs/>
           <w:i/>
-          <w:iCs/>
         </w:rPr>
         <w:t xml:space="preserve">column points to the Section 3 subsection that covers each feature.</w:t>
       </w:r>
@@ -463,8 +463,9 @@
       <w:tblPr>
         <w:tblStyle w:val="Table"/>
         <w:tblW w:w="9360" w:type="dxa"/>
+        <w:tblLook w:firstRow="1" w:lastRow="0" w:firstColumn="0" w:lastColumn="0" w:noHBand="0" w:noVBand="0" w:val="0020"/>
+        <w:jc w:val="start"/>
         <w:tblLayout w:type="fixed"/>
-        <w:tblLook w:firstRow="1" w:lastRow="0" w:firstColumn="0" w:lastColumn="0" w:noHBand="0" w:noVBand="0" w:val="0020"/>
       </w:tblPr>
       <w:tblGrid>
         <w:gridCol w:w="600"/>
@@ -478,7 +479,7 @@
       <w:tr>
         <w:trPr>
           <w:cantSplit/>
-          <w:tblHeader w:val="on"/>
+          <w:tblHeader w:val="true"/>
         </w:trPr>
         <w:tc>
           <w:tcPr/>
@@ -1325,7 +1326,13 @@
               <w:t xml:space="preserve"> </w:t>
             </w:r>
             <w:r>
-              <w:t xml:space="preserve">“intake complete”</w:t>
+              <w:t xml:space="preserve">“</w:t>
+            </w:r>
+            <w:r>
+              <w:t xml:space="preserve">intake complete</w:t>
+            </w:r>
+            <w:r>
+              <w:t xml:space="preserve">”</w:t>
             </w:r>
             <w:r>
               <w:t xml:space="preserve"> </w:t>
@@ -1388,8 +1395,8 @@
         </w:pict>
       </w:r>
     </w:p>
-    <w:bookmarkEnd w:id="14"/>
-    <w:bookmarkStart w:id="32" w:name="section-3-feature-deep-dives"/>
+    <w:bookmarkEnd w:id="25"/>
+    <w:bookmarkStart w:id="43" w:name="section-3-feature-deep-dives"/>
     <w:p>
       <w:pPr>
         <w:pStyle w:val="Heading2"/>
@@ -1404,8 +1411,8 @@
       </w:pPr>
       <w:r>
         <w:rPr>
+          <w:iCs/>
           <w:i/>
-          <w:iCs/>
         </w:rPr>
         <w:t xml:space="preserve">Cover each feature flagged Yes or Nice-to-have in Section 2. The goal is to land on a clear recommended approach by the end of each section.</w:t>
       </w:r>
@@ -1422,8 +1429,9 @@
       <w:tblPr>
         <w:tblStyle w:val="Table"/>
         <w:tblW w:w="9360" w:type="dxa"/>
+        <w:tblLook w:firstRow="1" w:lastRow="0" w:firstColumn="0" w:lastColumn="0" w:noHBand="0" w:noVBand="0" w:val="0020"/>
+        <w:jc w:val="start"/>
         <w:tblLayout w:type="fixed"/>
-        <w:tblLook w:firstRow="1" w:lastRow="0" w:firstColumn="0" w:lastColumn="0" w:noHBand="0" w:noVBand="0" w:val="0020"/>
       </w:tblPr>
       <w:tblGrid>
         <w:gridCol w:w="2684"/>
@@ -1433,7 +1441,7 @@
       <w:tr>
         <w:trPr>
           <w:cantSplit/>
-          <w:tblHeader w:val="on"/>
+          <w:tblHeader w:val="true"/>
         </w:trPr>
         <w:tc>
           <w:tcPr/>
@@ -1485,8 +1493,8 @@
             </w:pPr>
             <w:r>
               <w:rPr>
+                <w:bCs/>
                 <w:b/>
-                <w:bCs/>
               </w:rPr>
               <w:t xml:space="preserve">Capture</w:t>
             </w:r>
@@ -1530,8 +1538,8 @@
             </w:pPr>
             <w:r>
               <w:rPr>
+                <w:bCs/>
                 <w:b/>
-                <w:bCs/>
               </w:rPr>
               <w:t xml:space="preserve">Coverage &amp; Consent</w:t>
             </w:r>
@@ -1575,8 +1583,8 @@
             </w:pPr>
             <w:r>
               <w:rPr>
+                <w:bCs/>
                 <w:b/>
-                <w:bCs/>
               </w:rPr>
               <w:t xml:space="preserve">After Submission</w:t>
             </w:r>
@@ -1615,7 +1623,7 @@
         </w:pict>
       </w:r>
     </w:p>
-    <w:bookmarkStart w:id="21" w:name="capture"/>
+    <w:bookmarkStart w:id="32" w:name="capture"/>
     <w:p>
       <w:pPr>
         <w:pStyle w:val="Heading3"/>
@@ -1624,7 +1632,7 @@
         <w:t xml:space="preserve">Capture</w:t>
       </w:r>
     </w:p>
-    <w:bookmarkStart w:id="16" w:name="patient-identity-at-intake"/>
+    <w:bookmarkStart w:id="27" w:name="patient-identity-at-intake"/>
     <w:p>
       <w:pPr>
         <w:pStyle w:val="Heading4"/>
@@ -1643,7 +1651,7 @@
       <w:r>
         <w:t xml:space="preserve"> </w:t>
       </w:r>
-      <w:hyperlink r:id="rId15">
+      <w:hyperlink r:id="rId26">
         <w:r>
           <w:rPr>
             <w:rStyle w:val="Hyperlink"/>
@@ -1676,19 +1684,19 @@
       </w:pPr>
       <w:r>
         <w:rPr>
+          <w:bCs/>
           <w:b/>
-          <w:bCs/>
         </w:rPr>
         <w:t xml:space="preserve">Questions:</w:t>
       </w:r>
     </w:p>
     <w:p>
       <w:pPr>
-        <w:pStyle w:val="Compact"/>
         <w:numPr>
           <w:ilvl w:val="0"/>
           <w:numId w:val="1005"/>
         </w:numPr>
+        <w:pStyle w:val="Compact"/>
       </w:pPr>
       <w:r>
         <w:t xml:space="preserve">Does the patient record exist before intake is filled out, after, or sometimes either?</w:t>
@@ -1696,11 +1704,11 @@
     </w:p>
     <w:p>
       <w:pPr>
-        <w:pStyle w:val="Compact"/>
         <w:numPr>
           <w:ilvl w:val="0"/>
           <w:numId w:val="1005"/>
         </w:numPr>
+        <w:pStyle w:val="Compact"/>
       </w:pPr>
       <w:r>
         <w:t xml:space="preserve">Do you run an identifier lookup, a demographic match search, both, or neither before creating a new patient record?</w:t>
@@ -1708,11 +1716,11 @@
     </w:p>
     <w:p>
       <w:pPr>
-        <w:pStyle w:val="Compact"/>
         <w:numPr>
           <w:ilvl w:val="0"/>
           <w:numId w:val="1005"/>
         </w:numPr>
+        <w:pStyle w:val="Compact"/>
       </w:pPr>
       <w:r>
         <w:t xml:space="preserve">When a match is ambiguous, does the intake response stay unlinked until a human confirms, or does the system pick the best candidate automatically?</w:t>
@@ -1720,11 +1728,11 @@
     </w:p>
     <w:p>
       <w:pPr>
-        <w:pStyle w:val="Compact"/>
         <w:numPr>
           <w:ilvl w:val="0"/>
           <w:numId w:val="1005"/>
         </w:numPr>
+        <w:pStyle w:val="Compact"/>
       </w:pPr>
       <w:r>
         <w:t xml:space="preserve">For self-service flows, can a patient submit intake before authenticating, and how is that response later associated with an account?</w:t>
@@ -1734,8 +1742,9 @@
       <w:tblPr>
         <w:tblStyle w:val="Table"/>
         <w:tblW w:w="9360" w:type="dxa"/>
+        <w:tblLook w:firstRow="1" w:lastRow="0" w:firstColumn="0" w:lastColumn="0" w:noHBand="0" w:noVBand="0" w:val="0020"/>
+        <w:jc w:val="start"/>
         <w:tblLayout w:type="fixed"/>
-        <w:tblLook w:firstRow="1" w:lastRow="0" w:firstColumn="0" w:lastColumn="0" w:noHBand="0" w:noVBand="0" w:val="0020"/>
       </w:tblPr>
       <w:tblGrid>
         <w:gridCol w:w="4165"/>
@@ -1744,7 +1753,7 @@
       <w:tr>
         <w:trPr>
           <w:cantSplit/>
-          <w:tblHeader w:val="on"/>
+          <w:tblHeader w:val="true"/>
         </w:trPr>
         <w:tc>
           <w:tcPr/>
@@ -1949,8 +1958,8 @@
         </w:pict>
       </w:r>
     </w:p>
-    <w:bookmarkEnd w:id="16"/>
-    <w:bookmarkStart w:id="17" w:name="form-library-capture-flow"/>
+    <w:bookmarkEnd w:id="27"/>
+    <w:bookmarkStart w:id="28" w:name="form-library-capture-flow"/>
     <w:p>
       <w:pPr>
         <w:pStyle w:val="Heading4"/>
@@ -1973,19 +1982,19 @@
       </w:pPr>
       <w:r>
         <w:rPr>
+          <w:bCs/>
           <w:b/>
-          <w:bCs/>
         </w:rPr>
         <w:t xml:space="preserve">Questions:</w:t>
       </w:r>
     </w:p>
     <w:p>
       <w:pPr>
-        <w:pStyle w:val="Compact"/>
         <w:numPr>
           <w:ilvl w:val="0"/>
           <w:numId w:val="1006"/>
         </w:numPr>
+        <w:pStyle w:val="Compact"/>
       </w:pPr>
       <w:r>
         <w:t xml:space="preserve">One intake form for everyone, or different forms by visit type, program, or language?</w:t>
@@ -1993,11 +2002,11 @@
     </w:p>
     <w:p>
       <w:pPr>
-        <w:pStyle w:val="Compact"/>
         <w:numPr>
           <w:ilvl w:val="0"/>
           <w:numId w:val="1006"/>
         </w:numPr>
+        <w:pStyle w:val="Compact"/>
       </w:pPr>
       <w:r>
         <w:t xml:space="preserve">Same form for patient self-service and staff-assisted, or separate forms tuned to each audience?</w:t>
@@ -2005,11 +2014,11 @@
     </w:p>
     <w:p>
       <w:pPr>
-        <w:pStyle w:val="Compact"/>
         <w:numPr>
           <w:ilvl w:val="0"/>
           <w:numId w:val="1006"/>
         </w:numPr>
+        <w:pStyle w:val="Compact"/>
       </w:pPr>
       <w:r>
         <w:t xml:space="preserve">If you offer conversational or voice intake, does the transcript land in the same data shape as the form, or in a separate pipeline?</w:t>
@@ -2019,8 +2028,9 @@
       <w:tblPr>
         <w:tblStyle w:val="Table"/>
         <w:tblW w:w="9360" w:type="dxa"/>
+        <w:tblLook w:firstRow="1" w:lastRow="0" w:firstColumn="0" w:lastColumn="0" w:noHBand="0" w:noVBand="0" w:val="0020"/>
+        <w:jc w:val="start"/>
         <w:tblLayout w:type="fixed"/>
-        <w:tblLook w:firstRow="1" w:lastRow="0" w:firstColumn="0" w:lastColumn="0" w:noHBand="0" w:noVBand="0" w:val="0020"/>
       </w:tblPr>
       <w:tblGrid>
         <w:gridCol w:w="4503"/>
@@ -2029,7 +2039,7 @@
       <w:tr>
         <w:trPr>
           <w:cantSplit/>
-          <w:tblHeader w:val="on"/>
+          <w:tblHeader w:val="true"/>
         </w:trPr>
         <w:tc>
           <w:tcPr/>
@@ -2198,7 +2208,13 @@
               <w:t xml:space="preserve"> </w:t>
             </w:r>
             <w:r>
-              <w:t xml:space="preserve">“completed-by”</w:t>
+              <w:t xml:space="preserve">“</w:t>
+            </w:r>
+            <w:r>
+              <w:t xml:space="preserve">completed-by</w:t>
+            </w:r>
+            <w:r>
+              <w:t xml:space="preserve">”</w:t>
             </w:r>
             <w:r>
               <w:t xml:space="preserve"> </w:t>
@@ -2285,8 +2301,8 @@
         </w:pict>
       </w:r>
     </w:p>
-    <w:bookmarkEnd w:id="17"/>
-    <w:bookmarkStart w:id="18" w:name="prefill-reconciliation"/>
+    <w:bookmarkEnd w:id="28"/>
+    <w:bookmarkStart w:id="29" w:name="prefill-reconciliation"/>
     <w:p>
       <w:pPr>
         <w:pStyle w:val="Heading4"/>
@@ -2309,8 +2325,8 @@
       </w:pPr>
       <w:r>
         <w:rPr>
+          <w:bCs/>
           <w:b/>
-          <w:bCs/>
         </w:rPr>
         <w:t xml:space="preserve">⚠ One-way door:</w:t>
       </w:r>
@@ -2324,7 +2340,13 @@
         <w:t xml:space="preserve"> </w:t>
       </w:r>
       <w:r>
-        <w:t xml:space="preserve">“patient said X”</w:t>
+        <w:t xml:space="preserve">“</w:t>
+      </w:r>
+      <w:r>
+        <w:t xml:space="preserve">patient said X</w:t>
+      </w:r>
+      <w:r>
+        <w:t xml:space="preserve">”</w:t>
       </w:r>
       <w:r>
         <w:t xml:space="preserve"> </w:t>
@@ -2336,7 +2358,13 @@
         <w:t xml:space="preserve"> </w:t>
       </w:r>
       <w:r>
-        <w:t xml:space="preserve">“source said X”</w:t>
+        <w:t xml:space="preserve">“</w:t>
+      </w:r>
+      <w:r>
+        <w:t xml:space="preserve">source said X</w:t>
+      </w:r>
+      <w:r>
+        <w:t xml:space="preserve">”</w:t>
       </w:r>
       <w:r>
         <w:t xml:space="preserve"> </w:t>
@@ -2351,19 +2379,19 @@
       </w:pPr>
       <w:r>
         <w:rPr>
+          <w:bCs/>
           <w:b/>
-          <w:bCs/>
         </w:rPr>
         <w:t xml:space="preserve">Questions:</w:t>
       </w:r>
     </w:p>
     <w:p>
       <w:pPr>
-        <w:pStyle w:val="Compact"/>
         <w:numPr>
           <w:ilvl w:val="0"/>
           <w:numId w:val="1007"/>
         </w:numPr>
+        <w:pStyle w:val="Compact"/>
       </w:pPr>
       <w:r>
         <w:t xml:space="preserve">Does the form start blank, prefilled from data you already hold (returning patient, prior visit), or prefilled from an external source?</w:t>
@@ -2371,11 +2399,11 @@
     </w:p>
     <w:p>
       <w:pPr>
-        <w:pStyle w:val="Compact"/>
         <w:numPr>
           <w:ilvl w:val="0"/>
           <w:numId w:val="1007"/>
         </w:numPr>
+        <w:pStyle w:val="Compact"/>
       </w:pPr>
       <w:r>
         <w:t xml:space="preserve">Which external sources are in scope (insurance card OCR, Patient Access API, Payer-to-Payer API, partner EHR, TEFCA/QHIN, state or regional HIE)?</w:t>
@@ -2383,11 +2411,11 @@
     </w:p>
     <w:p>
       <w:pPr>
-        <w:pStyle w:val="Compact"/>
         <w:numPr>
           <w:ilvl w:val="0"/>
           <w:numId w:val="1007"/>
         </w:numPr>
+        <w:pStyle w:val="Compact"/>
       </w:pPr>
       <w:r>
         <w:t xml:space="preserve">When prefilled data and patient input disagree, who wins — the source, the patient, or staff?</w:t>
@@ -2395,11 +2423,11 @@
     </w:p>
     <w:p>
       <w:pPr>
-        <w:pStyle w:val="Compact"/>
         <w:numPr>
           <w:ilvl w:val="0"/>
           <w:numId w:val="1007"/>
         </w:numPr>
+        <w:pStyle w:val="Compact"/>
       </w:pPr>
       <w:r>
         <w:t xml:space="preserve">Does the patient see prefilled values and explicitly confirm, or is prefill silent?</w:t>
@@ -2409,8 +2437,9 @@
       <w:tblPr>
         <w:tblStyle w:val="Table"/>
         <w:tblW w:w="9360" w:type="dxa"/>
+        <w:tblLook w:firstRow="1" w:lastRow="0" w:firstColumn="0" w:lastColumn="0" w:noHBand="0" w:noVBand="0" w:val="0020"/>
+        <w:jc w:val="start"/>
         <w:tblLayout w:type="fixed"/>
-        <w:tblLook w:firstRow="1" w:lastRow="0" w:firstColumn="0" w:lastColumn="0" w:noHBand="0" w:noVBand="0" w:val="0020"/>
       </w:tblPr>
       <w:tblGrid>
         <w:gridCol w:w="4494"/>
@@ -2419,7 +2448,7 @@
       <w:tr>
         <w:trPr>
           <w:cantSplit/>
-          <w:tblHeader w:val="on"/>
+          <w:tblHeader w:val="true"/>
         </w:trPr>
         <w:tc>
           <w:tcPr/>
@@ -2578,7 +2607,13 @@
               <w:t xml:space="preserve"> </w:t>
             </w:r>
             <w:r>
-              <w:t xml:space="preserve">“show and confirm”</w:t>
+              <w:t xml:space="preserve">“</w:t>
+            </w:r>
+            <w:r>
+              <w:t xml:space="preserve">show and confirm</w:t>
+            </w:r>
+            <w:r>
+              <w:t xml:space="preserve">”</w:t>
             </w:r>
             <w:r>
               <w:t xml:space="preserve"> </w:t>
@@ -2597,8 +2632,8 @@
         </w:pict>
       </w:r>
     </w:p>
-    <w:bookmarkEnd w:id="18"/>
-    <w:bookmarkStart w:id="20" w:name="extraction-model-sdc-vs-bot"/>
+    <w:bookmarkEnd w:id="29"/>
+    <w:bookmarkStart w:id="31" w:name="extraction-model-sdc-vs-bot"/>
     <w:p>
       <w:pPr>
         <w:pStyle w:val="Heading4"/>
@@ -2621,8 +2656,8 @@
       </w:pPr>
       <w:r>
         <w:rPr>
+          <w:bCs/>
           <w:b/>
-          <w:bCs/>
         </w:rPr>
         <w:t xml:space="preserve">⚠ One-way door:</w:t>
       </w:r>
@@ -2639,19 +2674,19 @@
       </w:pPr>
       <w:r>
         <w:rPr>
+          <w:bCs/>
           <w:b/>
-          <w:bCs/>
         </w:rPr>
         <w:t xml:space="preserve">Questions:</w:t>
       </w:r>
     </w:p>
     <w:p>
       <w:pPr>
-        <w:pStyle w:val="Compact"/>
         <w:numPr>
           <w:ilvl w:val="0"/>
           <w:numId w:val="1008"/>
         </w:numPr>
+        <w:pStyle w:val="Compact"/>
       </w:pPr>
       <w:r>
         <w:t xml:space="preserve">Does extraction need conditional logic (only create a subscriber/guardian record when the subscriber is not the patient, only create a consent record when the patient agreed)?</w:t>
@@ -2659,11 +2694,11 @@
     </w:p>
     <w:p>
       <w:pPr>
-        <w:pStyle w:val="Compact"/>
         <w:numPr>
           <w:ilvl w:val="0"/>
           <w:numId w:val="1008"/>
         </w:numPr>
+        <w:pStyle w:val="Compact"/>
       </w:pPr>
       <w:r>
         <w:t xml:space="preserve">Does extraction need to call external APIs (eligibility, address validation, geocoding) during processing?</w:t>
@@ -2671,11 +2706,11 @@
     </w:p>
     <w:p>
       <w:pPr>
-        <w:pStyle w:val="Compact"/>
         <w:numPr>
           <w:ilvl w:val="0"/>
           <w:numId w:val="1008"/>
         </w:numPr>
+        <w:pStyle w:val="Compact"/>
       </w:pPr>
       <w:r>
         <w:t xml:space="preserve">When intake is resubmitted (annual update, correction), what should happen to existing allergies, medications, conditions, and coverage records?</w:t>
@@ -2683,11 +2718,11 @@
     </w:p>
     <w:p>
       <w:pPr>
-        <w:pStyle w:val="Compact"/>
         <w:numPr>
           <w:ilvl w:val="0"/>
           <w:numId w:val="1008"/>
         </w:numPr>
+        <w:pStyle w:val="Compact"/>
       </w:pPr>
       <w:r>
         <w:t xml:space="preserve">Will non-engineers update the form, and how often?</w:t>
@@ -2697,8 +2732,9 @@
       <w:tblPr>
         <w:tblStyle w:val="Table"/>
         <w:tblW w:w="9360" w:type="dxa"/>
+        <w:tblLook w:firstRow="1" w:lastRow="0" w:firstColumn="0" w:lastColumn="0" w:noHBand="0" w:noVBand="0" w:val="0020"/>
+        <w:jc w:val="start"/>
         <w:tblLayout w:type="fixed"/>
-        <w:tblLook w:firstRow="1" w:lastRow="0" w:firstColumn="0" w:lastColumn="0" w:noHBand="0" w:noVBand="0" w:val="0020"/>
       </w:tblPr>
       <w:tblGrid>
         <w:gridCol w:w="4508"/>
@@ -2707,7 +2743,7 @@
       <w:tr>
         <w:trPr>
           <w:cantSplit/>
-          <w:tblHeader w:val="on"/>
+          <w:tblHeader w:val="true"/>
         </w:trPr>
         <w:tc>
           <w:tcPr/>
@@ -3021,7 +3057,7 @@
             <w:r>
               <w:t xml:space="preserve"> </w:t>
             </w:r>
-            <w:hyperlink r:id="rId19">
+            <w:hyperlink r:id="rId30">
               <w:r>
                 <w:rPr>
                   <w:rStyle w:val="Hyperlink"/>
@@ -3043,9 +3079,9 @@
         </w:pict>
       </w:r>
     </w:p>
-    <w:bookmarkEnd w:id="20"/>
-    <w:bookmarkEnd w:id="21"/>
-    <w:bookmarkStart w:id="25" w:name="coverage-consent"/>
+    <w:bookmarkEnd w:id="31"/>
+    <w:bookmarkEnd w:id="32"/>
+    <w:bookmarkStart w:id="36" w:name="coverage-consent"/>
     <w:p>
       <w:pPr>
         <w:pStyle w:val="Heading3"/>
@@ -3054,7 +3090,7 @@
         <w:t xml:space="preserve">Coverage &amp; Consent</w:t>
       </w:r>
     </w:p>
-    <w:bookmarkStart w:id="23" w:name="coverage-subscriber-relationships"/>
+    <w:bookmarkStart w:id="34" w:name="coverage-subscriber-relationships"/>
     <w:p>
       <w:pPr>
         <w:pStyle w:val="Heading4"/>
@@ -3077,8 +3113,8 @@
       </w:pPr>
       <w:r>
         <w:rPr>
+          <w:bCs/>
           <w:b/>
-          <w:bCs/>
         </w:rPr>
         <w:t xml:space="preserve">⚠ One-way door:</w:t>
       </w:r>
@@ -3093,8 +3129,8 @@
       </w:r>
       <w:r>
         <w:rPr>
+          <w:bCs/>
           <w:b/>
-          <w:bCs/>
         </w:rPr>
         <w:t xml:space="preserve">patient’s</w:t>
       </w:r>
@@ -3108,7 +3144,13 @@
         <w:t xml:space="preserve"> </w:t>
       </w:r>
       <w:r>
-        <w:t xml:space="preserve">“child”</w:t>
+        <w:t xml:space="preserve">“</w:t>
+      </w:r>
+      <w:r>
+        <w:t xml:space="preserve">child</w:t>
+      </w:r>
+      <w:r>
+        <w:t xml:space="preserve">”</w:t>
       </w:r>
       <w:r>
         <w:t xml:space="preserve">, the subscriber is</w:t>
@@ -3117,7 +3159,13 @@
         <w:t xml:space="preserve"> </w:t>
       </w:r>
       <w:r>
-        <w:t xml:space="preserve">“parent”</w:t>
+        <w:t xml:space="preserve">“</w:t>
+      </w:r>
+      <w:r>
+        <w:t xml:space="preserve">parent</w:t>
+      </w:r>
+      <w:r>
+        <w:t xml:space="preserve">”</w:t>
       </w:r>
       <w:r>
         <w:t xml:space="preserve">). Encoding this incorrectly is one of the most common intake bugs and is hard to retroactively fix on historical data.</w:t>
@@ -3129,19 +3177,19 @@
       </w:pPr>
       <w:r>
         <w:rPr>
+          <w:bCs/>
           <w:b/>
-          <w:bCs/>
         </w:rPr>
         <w:t xml:space="preserve">Questions:</w:t>
       </w:r>
     </w:p>
     <w:p>
       <w:pPr>
-        <w:pStyle w:val="Compact"/>
         <w:numPr>
           <w:ilvl w:val="0"/>
           <w:numId w:val="1009"/>
         </w:numPr>
+        <w:pStyle w:val="Compact"/>
       </w:pPr>
       <w:r>
         <w:t xml:space="preserve">Are multiple coverages (primary / secondary) captured at intake, or only primary?</w:t>
@@ -3149,11 +3197,11 @@
     </w:p>
     <w:p>
       <w:pPr>
-        <w:pStyle w:val="Compact"/>
         <w:numPr>
           <w:ilvl w:val="0"/>
           <w:numId w:val="1009"/>
         </w:numPr>
+        <w:pStyle w:val="Compact"/>
       </w:pPr>
       <w:r>
         <w:t xml:space="preserve">Is the subscriber sometimes someone other than the patient (e.g. a parent’s plan covering a child)?</w:t>
@@ -3161,11 +3209,11 @@
     </w:p>
     <w:p>
       <w:pPr>
-        <w:pStyle w:val="Compact"/>
         <w:numPr>
           <w:ilvl w:val="0"/>
           <w:numId w:val="1009"/>
         </w:numPr>
+        <w:pStyle w:val="Compact"/>
       </w:pPr>
       <w:r>
         <w:t xml:space="preserve">Do you capture insurance card images, and where do they live?</w:t>
@@ -3173,11 +3221,11 @@
     </w:p>
     <w:p>
       <w:pPr>
-        <w:pStyle w:val="Compact"/>
         <w:numPr>
           <w:ilvl w:val="0"/>
           <w:numId w:val="1009"/>
         </w:numPr>
+        <w:pStyle w:val="Compact"/>
       </w:pPr>
       <w:r>
         <w:t xml:space="preserve">Are payers pre-loaded as a curated directory, or created on demand?</w:t>
@@ -3187,8 +3235,9 @@
       <w:tblPr>
         <w:tblStyle w:val="Table"/>
         <w:tblW w:w="9360" w:type="dxa"/>
+        <w:tblLook w:firstRow="1" w:lastRow="0" w:firstColumn="0" w:lastColumn="0" w:noHBand="0" w:noVBand="0" w:val="0020"/>
+        <w:jc w:val="start"/>
         <w:tblLayout w:type="fixed"/>
-        <w:tblLook w:firstRow="1" w:lastRow="0" w:firstColumn="0" w:lastColumn="0" w:noHBand="0" w:noVBand="0" w:val="0020"/>
       </w:tblPr>
       <w:tblGrid>
         <w:gridCol w:w="3784"/>
@@ -3197,7 +3246,7 @@
       <w:tr>
         <w:trPr>
           <w:cantSplit/>
-          <w:tblHeader w:val="on"/>
+          <w:tblHeader w:val="true"/>
         </w:trPr>
         <w:tc>
           <w:tcPr/>
@@ -3374,8 +3423,8 @@
             </w:r>
             <w:r>
               <w:rPr>
+                <w:bCs/>
                 <w:b/>
-                <w:bCs/>
               </w:rPr>
               <w:t xml:space="preserve">inversion</w:t>
             </w:r>
@@ -3427,7 +3476,7 @@
             <w:r>
               <w:t xml:space="preserve"> </w:t>
             </w:r>
-            <w:hyperlink r:id="rId19">
+            <w:hyperlink r:id="rId30">
               <w:r>
                 <w:rPr>
                   <w:rStyle w:val="Hyperlink"/>
@@ -3556,7 +3605,7 @@
             <w:r>
               <w:t xml:space="preserve"> </w:t>
             </w:r>
-            <w:hyperlink r:id="rId22">
+            <w:hyperlink r:id="rId33">
               <w:r>
                 <w:rPr>
                   <w:rStyle w:val="Hyperlink"/>
@@ -3615,7 +3664,13 @@
               <w:t xml:space="preserve"> </w:t>
             </w:r>
             <w:r>
-              <w:t xml:space="preserve">“create if missing”</w:t>
+              <w:t xml:space="preserve">“</w:t>
+            </w:r>
+            <w:r>
+              <w:t xml:space="preserve">create if missing</w:t>
+            </w:r>
+            <w:r>
+              <w:t xml:space="preserve">”</w:t>
             </w:r>
             <w:r>
               <w:t xml:space="preserve"> </w:t>
@@ -3634,8 +3689,8 @@
         </w:pict>
       </w:r>
     </w:p>
-    <w:bookmarkEnd w:id="23"/>
-    <w:bookmarkStart w:id="24" w:name="consents"/>
+    <w:bookmarkEnd w:id="34"/>
+    <w:bookmarkStart w:id="35" w:name="consents"/>
     <w:p>
       <w:pPr>
         <w:pStyle w:val="Heading4"/>
@@ -3658,19 +3713,19 @@
       </w:pPr>
       <w:r>
         <w:rPr>
+          <w:bCs/>
           <w:b/>
-          <w:bCs/>
         </w:rPr>
         <w:t xml:space="preserve">Questions:</w:t>
       </w:r>
     </w:p>
     <w:p>
       <w:pPr>
-        <w:pStyle w:val="Compact"/>
         <w:numPr>
           <w:ilvl w:val="0"/>
           <w:numId w:val="1010"/>
         </w:numPr>
+        <w:pStyle w:val="Compact"/>
       </w:pPr>
       <w:r>
         <w:t xml:space="preserve">Which consent types are required at first intake vs deferred (HIPAA, treatment, financial, telehealth, research)?</w:t>
@@ -3678,11 +3733,11 @@
     </w:p>
     <w:p>
       <w:pPr>
-        <w:pStyle w:val="Compact"/>
         <w:numPr>
           <w:ilvl w:val="0"/>
           <w:numId w:val="1010"/>
         </w:numPr>
+        <w:pStyle w:val="Compact"/>
       </w:pPr>
       <w:r>
         <w:t xml:space="preserve">Are some consents conditional on patient attributes (minor, state of residence, payer)?</w:t>
@@ -3690,11 +3745,11 @@
     </w:p>
     <w:p>
       <w:pPr>
-        <w:pStyle w:val="Compact"/>
         <w:numPr>
           <w:ilvl w:val="0"/>
           <w:numId w:val="1010"/>
         </w:numPr>
+        <w:pStyle w:val="Compact"/>
       </w:pPr>
       <w:r>
         <w:t xml:space="preserve">What triggers re-consent (annual update, policy change, new clinic site)?</w:t>
@@ -3702,11 +3757,11 @@
     </w:p>
     <w:p>
       <w:pPr>
-        <w:pStyle w:val="Compact"/>
         <w:numPr>
           <w:ilvl w:val="0"/>
           <w:numId w:val="1010"/>
         </w:numPr>
+        <w:pStyle w:val="Compact"/>
       </w:pPr>
       <w:r>
         <w:t xml:space="preserve">Does intake need to capture electronic signature artifacts (image, attestation timestamp)?</w:t>
@@ -3716,8 +3771,9 @@
       <w:tblPr>
         <w:tblStyle w:val="Table"/>
         <w:tblW w:w="9360" w:type="dxa"/>
+        <w:tblLook w:firstRow="1" w:lastRow="0" w:firstColumn="0" w:lastColumn="0" w:noHBand="0" w:noVBand="0" w:val="0020"/>
+        <w:jc w:val="start"/>
         <w:tblLayout w:type="fixed"/>
-        <w:tblLook w:firstRow="1" w:lastRow="0" w:firstColumn="0" w:lastColumn="0" w:noHBand="0" w:noVBand="0" w:val="0020"/>
       </w:tblPr>
       <w:tblGrid>
         <w:gridCol w:w="3289"/>
@@ -3726,7 +3782,7 @@
       <w:tr>
         <w:trPr>
           <w:cantSplit/>
-          <w:tblHeader w:val="on"/>
+          <w:tblHeader w:val="true"/>
         </w:trPr>
         <w:tc>
           <w:tcPr/>
@@ -3946,9 +4002,9 @@
         </w:pict>
       </w:r>
     </w:p>
-    <w:bookmarkEnd w:id="24"/>
-    <w:bookmarkEnd w:id="25"/>
-    <w:bookmarkStart w:id="31" w:name="after-submission"/>
+    <w:bookmarkEnd w:id="35"/>
+    <w:bookmarkEnd w:id="36"/>
+    <w:bookmarkStart w:id="42" w:name="after-submission"/>
     <w:p>
       <w:pPr>
         <w:pStyle w:val="Heading3"/>
@@ -3957,7 +4013,7 @@
         <w:t xml:space="preserve">After Submission</w:t>
       </w:r>
     </w:p>
-    <w:bookmarkStart w:id="28" w:name="post-intake-automation-triggers-actions"/>
+    <w:bookmarkStart w:id="39" w:name="post-intake-automation-triggers-actions"/>
     <w:p>
       <w:pPr>
         <w:pStyle w:val="Heading4"/>
@@ -3980,32 +4036,32 @@
       </w:pPr>
       <w:r>
         <w:rPr>
+          <w:iCs/>
           <w:i/>
-          <w:iCs/>
         </w:rPr>
         <w:t xml:space="preserve">Note: This section is decision-focused. For the full pattern catalog, see</w:t>
       </w:r>
       <w:r>
         <w:rPr>
+          <w:iCs/>
           <w:i/>
-          <w:iCs/>
         </w:rPr>
         <w:t xml:space="preserve"> </w:t>
       </w:r>
-      <w:hyperlink r:id="rId26">
+      <w:hyperlink r:id="rId37">
         <w:r>
           <w:rPr>
             <w:rStyle w:val="Hyperlink"/>
+            <w:iCs/>
             <w:i/>
-            <w:iCs/>
           </w:rPr>
           <w:t xml:space="preserve">Post Intake Automation</w:t>
         </w:r>
       </w:hyperlink>
       <w:r>
         <w:rPr>
+          <w:iCs/>
           <w:i/>
-          <w:iCs/>
         </w:rPr>
         <w:t xml:space="preserve">.</w:t>
       </w:r>
@@ -4016,19 +4072,19 @@
       </w:pPr>
       <w:r>
         <w:rPr>
+          <w:bCs/>
           <w:b/>
-          <w:bCs/>
         </w:rPr>
         <w:t xml:space="preserve">Questions:</w:t>
       </w:r>
     </w:p>
     <w:p>
       <w:pPr>
-        <w:pStyle w:val="Compact"/>
         <w:numPr>
           <w:ilvl w:val="0"/>
           <w:numId w:val="1011"/>
         </w:numPr>
+        <w:pStyle w:val="Compact"/>
       </w:pPr>
       <w:r>
         <w:t xml:space="preserve">Does one workflow do everything (extract + notify + verify eligibility + create exception tasks), or do you split concerns into multiple workflows wired to different triggers?</w:t>
@@ -4036,11 +4092,11 @@
     </w:p>
     <w:p>
       <w:pPr>
-        <w:pStyle w:val="Compact"/>
         <w:numPr>
           <w:ilvl w:val="0"/>
           <w:numId w:val="1011"/>
         </w:numPr>
+        <w:pStyle w:val="Compact"/>
       </w:pPr>
       <w:r>
         <w:t xml:space="preserve">Should intake processing re-run when the response is updated, or only on first submit?</w:t>
@@ -4048,11 +4104,11 @@
     </w:p>
     <w:p>
       <w:pPr>
-        <w:pStyle w:val="Compact"/>
         <w:numPr>
           <w:ilvl w:val="0"/>
           <w:numId w:val="1011"/>
         </w:numPr>
+        <w:pStyle w:val="Compact"/>
       </w:pPr>
       <w:r>
         <w:t xml:space="preserve">When does eligibility verification run – during form completion, on submit, or async after intake is committed?</w:t>
@@ -4060,11 +4116,11 @@
     </w:p>
     <w:p>
       <w:pPr>
-        <w:pStyle w:val="Compact"/>
         <w:numPr>
           <w:ilvl w:val="0"/>
           <w:numId w:val="1011"/>
         </w:numPr>
+        <w:pStyle w:val="Compact"/>
       </w:pPr>
       <w:r>
         <w:t xml:space="preserve">Which post-intake actions are required to mark intake</w:t>
@@ -4073,7 +4129,13 @@
         <w:t xml:space="preserve"> </w:t>
       </w:r>
       <w:r>
-        <w:t xml:space="preserve">“done”</w:t>
+        <w:t xml:space="preserve">“</w:t>
+      </w:r>
+      <w:r>
+        <w:t xml:space="preserve">done</w:t>
+      </w:r>
+      <w:r>
+        <w:t xml:space="preserve">”</w:t>
       </w:r>
       <w:r>
         <w:t xml:space="preserve"> </w:t>
@@ -4084,11 +4146,11 @@
     </w:p>
     <w:p>
       <w:pPr>
-        <w:pStyle w:val="Compact"/>
         <w:numPr>
           <w:ilvl w:val="0"/>
           <w:numId w:val="1011"/>
         </w:numPr>
+        <w:pStyle w:val="Compact"/>
       </w:pPr>
       <w:r>
         <w:t xml:space="preserve">When eligibility, address validation, or another external call fails, does that block intake or surface an exception task?</w:t>
@@ -4098,8 +4160,9 @@
       <w:tblPr>
         <w:tblStyle w:val="Table"/>
         <w:tblW w:w="9360" w:type="dxa"/>
+        <w:tblLook w:firstRow="1" w:lastRow="0" w:firstColumn="0" w:lastColumn="0" w:noHBand="0" w:noVBand="0" w:val="0020"/>
+        <w:jc w:val="start"/>
         <w:tblLayout w:type="fixed"/>
-        <w:tblLook w:firstRow="1" w:lastRow="0" w:firstColumn="0" w:lastColumn="0" w:noHBand="0" w:noVBand="0" w:val="0020"/>
       </w:tblPr>
       <w:tblGrid>
         <w:gridCol w:w="4282"/>
@@ -4108,7 +4171,7 @@
       <w:tr>
         <w:trPr>
           <w:cantSplit/>
-          <w:tblHeader w:val="on"/>
+          <w:tblHeader w:val="true"/>
         </w:trPr>
         <w:tc>
           <w:tcPr/>
@@ -4294,7 +4357,7 @@
             <w:r>
               <w:t xml:space="preserve"> </w:t>
             </w:r>
-            <w:hyperlink r:id="rId27">
+            <w:hyperlink r:id="rId38">
               <w:r>
                 <w:rPr>
                   <w:rStyle w:val="Hyperlink"/>
@@ -4415,7 +4478,13 @@
               <w:t xml:space="preserve"> </w:t>
             </w:r>
             <w:r>
-              <w:t xml:space="preserve">“intake complete”</w:t>
+              <w:t xml:space="preserve">“</w:t>
+            </w:r>
+            <w:r>
+              <w:t xml:space="preserve">intake complete</w:t>
+            </w:r>
+            <w:r>
+              <w:t xml:space="preserve">”</w:t>
             </w:r>
             <w:r>
               <w:t xml:space="preserve"> </w:t>
@@ -4492,8 +4561,8 @@
         </w:pict>
       </w:r>
     </w:p>
-    <w:bookmarkEnd w:id="28"/>
-    <w:bookmarkStart w:id="29" w:name="Xdcfa6d3ba20a461d922c1089e45845a2e13e217"/>
+    <w:bookmarkEnd w:id="39"/>
+    <w:bookmarkStart w:id="40" w:name="Xdcfa6d3ba20a461d922c1089e45845a2e13e217"/>
     <w:p>
       <w:pPr>
         <w:pStyle w:val="Heading4"/>
@@ -4516,32 +4585,32 @@
       </w:pPr>
       <w:r>
         <w:rPr>
+          <w:iCs/>
           <w:i/>
-          <w:iCs/>
         </w:rPr>
         <w:t xml:space="preserve">Note: The template-driven orchestration pattern is documented in detail under</w:t>
       </w:r>
       <w:r>
         <w:rPr>
+          <w:iCs/>
           <w:i/>
-          <w:iCs/>
         </w:rPr>
         <w:t xml:space="preserve"> </w:t>
       </w:r>
-      <w:hyperlink r:id="rId26">
+      <w:hyperlink r:id="rId37">
         <w:r>
           <w:rPr>
             <w:rStyle w:val="Hyperlink"/>
+            <w:iCs/>
             <w:i/>
-            <w:iCs/>
           </w:rPr>
           <w:t xml:space="preserve">Post Intake Automation → PlanDefinition Orchestration</w:t>
         </w:r>
       </w:hyperlink>
       <w:r>
         <w:rPr>
+          <w:iCs/>
           <w:i/>
-          <w:iCs/>
         </w:rPr>
         <w:t xml:space="preserve">. This section stays at the level needed to decide whether to adopt that pattern.</w:t>
       </w:r>
@@ -4552,19 +4621,19 @@
       </w:pPr>
       <w:r>
         <w:rPr>
+          <w:bCs/>
           <w:b/>
-          <w:bCs/>
         </w:rPr>
         <w:t xml:space="preserve">Questions:</w:t>
       </w:r>
     </w:p>
     <w:p>
       <w:pPr>
-        <w:pStyle w:val="Compact"/>
         <w:numPr>
           <w:ilvl w:val="0"/>
           <w:numId w:val="1012"/>
         </w:numPr>
+        <w:pStyle w:val="Compact"/>
       </w:pPr>
       <w:r>
         <w:t xml:space="preserve">Is intake completed by one person in one session, or split across roles (patient fills demographics, MA captures vitals, provider reviews)?</w:t>
@@ -4572,11 +4641,11 @@
     </w:p>
     <w:p>
       <w:pPr>
-        <w:pStyle w:val="Compact"/>
         <w:numPr>
           <w:ilvl w:val="0"/>
           <w:numId w:val="1012"/>
         </w:numPr>
+        <w:pStyle w:val="Compact"/>
       </w:pPr>
       <w:r>
         <w:t xml:space="preserve">Does intake need to appear as tasks in the provider’s visit chart?</w:t>
@@ -4584,11 +4653,11 @@
     </w:p>
     <w:p>
       <w:pPr>
-        <w:pStyle w:val="Compact"/>
         <w:numPr>
           <w:ilvl w:val="0"/>
           <w:numId w:val="1012"/>
         </w:numPr>
+        <w:pStyle w:val="Compact"/>
       </w:pPr>
       <w:r>
         <w:t xml:space="preserve">Are some intake steps non-form work (e.g. lab orders, imaging) that should be modeled as orders rather than questionnaires?</w:t>
@@ -4596,11 +4665,11 @@
     </w:p>
     <w:p>
       <w:pPr>
-        <w:pStyle w:val="Compact"/>
         <w:numPr>
           <w:ilvl w:val="0"/>
           <w:numId w:val="1012"/>
         </w:numPr>
+        <w:pStyle w:val="Compact"/>
       </w:pPr>
       <w:r>
         <w:t xml:space="preserve">Will the same intake template be reused across visit types or programs?</w:t>
@@ -4610,8 +4679,9 @@
       <w:tblPr>
         <w:tblStyle w:val="Table"/>
         <w:tblW w:w="9360" w:type="dxa"/>
+        <w:tblLook w:firstRow="1" w:lastRow="0" w:firstColumn="0" w:lastColumn="0" w:noHBand="0" w:noVBand="0" w:val="0020"/>
+        <w:jc w:val="start"/>
         <w:tblLayout w:type="fixed"/>
-        <w:tblLook w:firstRow="1" w:lastRow="0" w:firstColumn="0" w:lastColumn="0" w:noHBand="0" w:noVBand="0" w:val="0020"/>
       </w:tblPr>
       <w:tblGrid>
         <w:gridCol w:w="4068"/>
@@ -4620,7 +4690,7 @@
       <w:tr>
         <w:trPr>
           <w:cantSplit/>
-          <w:tblHeader w:val="on"/>
+          <w:tblHeader w:val="true"/>
         </w:trPr>
         <w:tc>
           <w:tcPr/>
@@ -4823,33 +4893,33 @@
             </w:r>
             <w:r>
               <w:rPr>
+                <w:bCs/>
                 <w:b/>
+              </w:rPr>
+              <w:t xml:space="preserve">both</w:t>
+            </w:r>
+            <w:r>
+              <w:t xml:space="preserve"> </w:t>
+            </w:r>
+            <w:r>
+              <w:rPr>
+                <w:rStyle w:val="VerbatimChar"/>
+              </w:rPr>
+              <w:t xml:space="preserve">Task.focus</w:t>
+            </w:r>
+            <w:r>
+              <w:t xml:space="preserve"> </w:t>
+            </w:r>
+            <w:r>
+              <w:t xml:space="preserve">(Questionnaire/X or ServiceRequest/X – the provider UI uses this for rendering)</w:t>
+            </w:r>
+            <w:r>
+              <w:t xml:space="preserve"> </w:t>
+            </w:r>
+            <w:r>
+              <w:rPr>
                 <w:bCs/>
-              </w:rPr>
-              <w:t xml:space="preserve">both</w:t>
-            </w:r>
-            <w:r>
-              <w:t xml:space="preserve"> </w:t>
-            </w:r>
-            <w:r>
-              <w:rPr>
-                <w:rStyle w:val="VerbatimChar"/>
-              </w:rPr>
-              <w:t xml:space="preserve">Task.focus</w:t>
-            </w:r>
-            <w:r>
-              <w:t xml:space="preserve"> </w:t>
-            </w:r>
-            <w:r>
-              <w:t xml:space="preserve">(Questionnaire/X or ServiceRequest/X – the provider UI uses this for rendering)</w:t>
-            </w:r>
-            <w:r>
-              <w:t xml:space="preserve"> </w:t>
-            </w:r>
-            <w:r>
-              <w:rPr>
                 <w:b/>
-                <w:bCs/>
               </w:rPr>
               <w:t xml:space="preserve">and</w:t>
             </w:r>
@@ -5015,8 +5085,8 @@
       </w:pPr>
       <w:r>
         <w:rPr>
+          <w:iCs/>
           <w:i/>
-          <w:iCs/>
         </w:rPr>
         <w:t xml:space="preserve">Scheduling integration (appointments generated from intake answers, or intake gated on a scheduled visit) is covered in depth in the Medplum Scheduling discovery guide. From the intake side, link the resulting appointment or visit back to the intake artifacts that originated it.</w:t>
       </w:r>
@@ -5028,8 +5098,8 @@
         </w:pict>
       </w:r>
     </w:p>
-    <w:bookmarkEnd w:id="29"/>
-    <w:bookmarkStart w:id="30" w:name="lifecycle-intake-complete"/>
+    <w:bookmarkEnd w:id="40"/>
+    <w:bookmarkStart w:id="41" w:name="lifecycle-intake-complete"/>
     <w:p>
       <w:pPr>
         <w:pStyle w:val="Heading4"/>
@@ -5041,7 +5111,13 @@
         <w:t xml:space="preserve"> </w:t>
       </w:r>
       <w:r>
-        <w:t xml:space="preserve">“Intake Complete”</w:t>
+        <w:t xml:space="preserve">“</w:t>
+      </w:r>
+      <w:r>
+        <w:t xml:space="preserve">Intake Complete</w:t>
+      </w:r>
+      <w:r>
+        <w:t xml:space="preserve">”</w:t>
       </w:r>
     </w:p>
     <w:p>
@@ -5055,7 +5131,13 @@
         <w:t xml:space="preserve"> </w:t>
       </w:r>
       <w:r>
-        <w:t xml:space="preserve">“intake is done”</w:t>
+        <w:t xml:space="preserve">“</w:t>
+      </w:r>
+      <w:r>
+        <w:t xml:space="preserve">intake is done</w:t>
+      </w:r>
+      <w:r>
+        <w:t xml:space="preserve">”</w:t>
       </w:r>
       <w:r>
         <w:t xml:space="preserve"> </w:t>
@@ -5070,19 +5152,19 @@
       </w:pPr>
       <w:r>
         <w:rPr>
+          <w:bCs/>
           <w:b/>
-          <w:bCs/>
         </w:rPr>
         <w:t xml:space="preserve">Questions:</w:t>
       </w:r>
     </w:p>
     <w:p>
       <w:pPr>
-        <w:pStyle w:val="Compact"/>
         <w:numPr>
           <w:ilvl w:val="0"/>
           <w:numId w:val="1013"/>
         </w:numPr>
+        <w:pStyle w:val="Compact"/>
       </w:pPr>
       <w:r>
         <w:t xml:space="preserve">Is</w:t>
@@ -5091,7 +5173,13 @@
         <w:t xml:space="preserve"> </w:t>
       </w:r>
       <w:r>
-        <w:t xml:space="preserve">“intake complete”</w:t>
+        <w:t xml:space="preserve">“</w:t>
+      </w:r>
+      <w:r>
+        <w:t xml:space="preserve">intake complete</w:t>
+      </w:r>
+      <w:r>
+        <w:t xml:space="preserve">”</w:t>
       </w:r>
       <w:r>
         <w:t xml:space="preserve"> </w:t>
@@ -5102,11 +5190,11 @@
     </w:p>
     <w:p>
       <w:pPr>
-        <w:pStyle w:val="Compact"/>
         <w:numPr>
           <w:ilvl w:val="0"/>
           <w:numId w:val="1013"/>
         </w:numPr>
+        <w:pStyle w:val="Compact"/>
       </w:pPr>
       <w:r>
         <w:t xml:space="preserve">Which downstream workflows are gated on intake completion (scheduling, clinical, billing)?</w:t>
@@ -5114,11 +5202,11 @@
     </w:p>
     <w:p>
       <w:pPr>
-        <w:pStyle w:val="Compact"/>
         <w:numPr>
           <w:ilvl w:val="0"/>
           <w:numId w:val="1013"/>
         </w:numPr>
+        <w:pStyle w:val="Compact"/>
       </w:pPr>
       <w:r>
         <w:t xml:space="preserve">For incomplete intake (patient bailed mid-form, required field missing), how is that surfaced and worked?</w:t>
@@ -5126,11 +5214,11 @@
     </w:p>
     <w:p>
       <w:pPr>
-        <w:pStyle w:val="Compact"/>
         <w:numPr>
           <w:ilvl w:val="0"/>
           <w:numId w:val="1013"/>
         </w:numPr>
+        <w:pStyle w:val="Compact"/>
       </w:pPr>
       <w:r>
         <w:t xml:space="preserve">Are partial / draft intakes a supported state, or only completed submissions?</w:t>
@@ -5140,8 +5228,9 @@
       <w:tblPr>
         <w:tblStyle w:val="Table"/>
         <w:tblW w:w="9360" w:type="dxa"/>
+        <w:tblLook w:firstRow="1" w:lastRow="0" w:firstColumn="0" w:lastColumn="0" w:noHBand="0" w:noVBand="0" w:val="0020"/>
+        <w:jc w:val="start"/>
         <w:tblLayout w:type="fixed"/>
-        <w:tblLook w:firstRow="1" w:lastRow="0" w:firstColumn="0" w:lastColumn="0" w:noHBand="0" w:noVBand="0" w:val="0020"/>
       </w:tblPr>
       <w:tblGrid>
         <w:gridCol w:w="3289"/>
@@ -5150,7 +5239,7 @@
       <w:tr>
         <w:trPr>
           <w:cantSplit/>
-          <w:tblHeader w:val="on"/>
+          <w:tblHeader w:val="true"/>
         </w:trPr>
         <w:tc>
           <w:tcPr/>
@@ -5384,10 +5473,10 @@
         </w:tc>
       </w:tr>
     </w:tbl>
-    <w:bookmarkEnd w:id="30"/>
-    <w:bookmarkEnd w:id="31"/>
-    <w:bookmarkEnd w:id="32"/>
-    <w:bookmarkEnd w:id="33"/>
+    <w:bookmarkEnd w:id="41"/>
+    <w:bookmarkEnd w:id="42"/>
+    <w:bookmarkEnd w:id="43"/>
+    <w:bookmarkEnd w:id="44"/>
     <w:p/>
     <w:sectPr>
       <w:pgSz w:h="15840" w:w="12240"/>
@@ -5426,14 +5515,14 @@
 <file path=word/numbering.xml><?xml version="1.0" encoding="utf-8"?>
 <w:numbering xmlns:w="http://schemas.openxmlformats.org/wordprocessingml/2006/main">
   <w:abstractNum w:abstractNumId="990">
-    <w:nsid w:val="0000A990"/>
+    <w:nsid w:val="A990"/>
     <w:multiLevelType w:val="multilevel"/>
     <w:lvl w:ilvl="0">
       <w:numFmt w:val="bullet"/>
       <w:lvlText w:val=" "/>
       <w:lvlJc w:val="left"/>
       <w:pPr>
-        <w:ind w:left="720" w:hanging="360"/>
+        <w:ind w:left="720" w:hanging="480"/>
       </w:pPr>
     </w:lvl>
     <w:lvl w:ilvl="1">
@@ -5441,7 +5530,7 @@
       <w:lvlText w:val=" "/>
       <w:lvlJc w:val="left"/>
       <w:pPr>
-        <w:ind w:left="1440" w:hanging="360"/>
+        <w:ind w:left="1440" w:hanging="480"/>
       </w:pPr>
     </w:lvl>
     <w:lvl w:ilvl="2">
@@ -5449,7 +5538,7 @@
       <w:lvlText w:val=" "/>
       <w:lvlJc w:val="left"/>
       <w:pPr>
-        <w:ind w:left="2160" w:hanging="360"/>
+        <w:ind w:left="2160" w:hanging="480"/>
       </w:pPr>
     </w:lvl>
     <w:lvl w:ilvl="3">
@@ -5457,7 +5546,7 @@
       <w:lvlText w:val=" "/>
       <w:lvlJc w:val="left"/>
       <w:pPr>
-        <w:ind w:left="2880" w:hanging="360"/>
+        <w:ind w:left="2880" w:hanging="480"/>
       </w:pPr>
     </w:lvl>
     <w:lvl w:ilvl="4">
@@ -5465,7 +5554,7 @@
       <w:lvlText w:val=" "/>
       <w:lvlJc w:val="left"/>
       <w:pPr>
-        <w:ind w:left="3600" w:hanging="360"/>
+        <w:ind w:left="3600" w:hanging="480"/>
       </w:pPr>
     </w:lvl>
     <w:lvl w:ilvl="5">
@@ -5473,7 +5562,7 @@
       <w:lvlText w:val=" "/>
       <w:lvlJc w:val="left"/>
       <w:pPr>
-        <w:ind w:left="4320" w:hanging="360"/>
+        <w:ind w:left="4320" w:hanging="480"/>
       </w:pPr>
     </w:lvl>
     <w:lvl w:ilvl="6">
@@ -5481,7 +5570,7 @@
       <w:lvlText w:val=" "/>
       <w:lvlJc w:val="left"/>
       <w:pPr>
-        <w:ind w:left="5040" w:hanging="360"/>
+        <w:ind w:left="5040" w:hanging="480"/>
       </w:pPr>
     </w:lvl>
     <w:lvl w:ilvl="7">
@@ -5489,7 +5578,7 @@
       <w:lvlText w:val=" "/>
       <w:lvlJc w:val="left"/>
       <w:pPr>
-        <w:ind w:left="5760" w:hanging="360"/>
+        <w:ind w:left="5760" w:hanging="480"/>
       </w:pPr>
     </w:lvl>
     <w:lvl w:ilvl="8">
@@ -5497,111 +5586,84 @@
       <w:lvlText w:val=" "/>
       <w:lvlJc w:val="left"/>
       <w:pPr>
-        <w:ind w:left="6480" w:hanging="360"/>
+        <w:ind w:left="6480" w:hanging="480"/>
       </w:pPr>
     </w:lvl>
   </w:abstractNum>
   <w:abstractNum w:abstractNumId="991">
-    <w:nsid w:val="0000A991"/>
+    <w:nsid w:val="A991"/>
     <w:multiLevelType w:val="multilevel"/>
     <w:lvl w:ilvl="0">
       <w:numFmt w:val="bullet"/>
-      <w:lvlText w:val=""/>
+      <w:lvlText w:val="•"/>
       <w:lvlJc w:val="left"/>
       <w:pPr>
-        <w:ind w:left="720" w:hanging="360"/>
-      </w:pPr>
-      <w:rPr>
-        <w:rFonts w:ascii="Symbol" w:hAnsi="Symbol" w:cs="Symbol" w:hint="default"/>
-      </w:rPr>
+        <w:ind w:left="720" w:hanging="480"/>
+      </w:pPr>
     </w:lvl>
     <w:lvl w:ilvl="1">
       <w:numFmt w:val="bullet"/>
-      <w:lvlText w:val="o"/>
+      <w:lvlText w:val="–"/>
       <w:lvlJc w:val="left"/>
       <w:pPr>
-        <w:ind w:left="1440" w:hanging="360"/>
-      </w:pPr>
-      <w:rPr>
-        <w:rFonts w:ascii="Courier New" w:hAnsi="Courier New" w:cs="Courier New" w:hint="default"/>
-      </w:rPr>
+        <w:ind w:left="1440" w:hanging="480"/>
+      </w:pPr>
     </w:lvl>
     <w:lvl w:ilvl="2">
       <w:numFmt w:val="bullet"/>
-      <w:lvlText w:val=""/>
+      <w:lvlText w:val="•"/>
       <w:lvlJc w:val="left"/>
       <w:pPr>
-        <w:ind w:left="2160" w:hanging="360"/>
-      </w:pPr>
-      <w:rPr>
-        <w:rFonts w:ascii="Wingdings" w:hAnsi="Wingdings" w:cs="Wingdings" w:hint="default"/>
-      </w:rPr>
+        <w:ind w:left="2160" w:hanging="480"/>
+      </w:pPr>
     </w:lvl>
     <w:lvl w:ilvl="3">
       <w:numFmt w:val="bullet"/>
-      <w:lvlText w:val=""/>
+      <w:lvlText w:val="–"/>
       <w:lvlJc w:val="left"/>
       <w:pPr>
-        <w:ind w:left="2880" w:hanging="360"/>
-      </w:pPr>
-      <w:rPr>
-        <w:rFonts w:ascii="Symbol" w:hAnsi="Symbol" w:cs="Symbol" w:hint="default"/>
-      </w:rPr>
+        <w:ind w:left="2880" w:hanging="480"/>
+      </w:pPr>
     </w:lvl>
     <w:lvl w:ilvl="4">
       <w:numFmt w:val="bullet"/>
-      <w:lvlText w:val="o"/>
+      <w:lvlText w:val="•"/>
       <w:lvlJc w:val="left"/>
       <w:pPr>
-        <w:ind w:left="3600" w:hanging="360"/>
-      </w:pPr>
-      <w:rPr>
-        <w:rFonts w:ascii="Courier New" w:hAnsi="Courier New" w:cs="Courier New" w:hint="default"/>
-      </w:rPr>
+        <w:ind w:left="3600" w:hanging="480"/>
+      </w:pPr>
     </w:lvl>
     <w:lvl w:ilvl="5">
       <w:numFmt w:val="bullet"/>
-      <w:lvlText w:val=""/>
+      <w:lvlText w:val="–"/>
       <w:lvlJc w:val="left"/>
       <w:pPr>
-        <w:ind w:left="4320" w:hanging="360"/>
-      </w:pPr>
-      <w:rPr>
-        <w:rFonts w:ascii="Wingdings" w:hAnsi="Wingdings" w:cs="Wingdings" w:hint="default"/>
-      </w:rPr>
+        <w:ind w:left="4320" w:hanging="480"/>
+      </w:pPr>
     </w:lvl>
     <w:lvl w:ilvl="6">
       <w:numFmt w:val="bullet"/>
-      <w:lvlText w:val=""/>
+      <w:lvlText w:val="•"/>
       <w:lvlJc w:val="left"/>
       <w:pPr>
-        <w:ind w:left="5040" w:hanging="360"/>
-      </w:pPr>
-      <w:rPr>
-        <w:rFonts w:ascii="Symbol" w:hAnsi="Symbol" w:cs="Symbol" w:hint="default"/>
-      </w:rPr>
+        <w:ind w:left="5040" w:hanging="480"/>
+      </w:pPr>
     </w:lvl>
     <w:lvl w:ilvl="7">
       <w:numFmt w:val="bullet"/>
-      <w:lvlText w:val="o"/>
+      <w:lvlText w:val="–"/>
       <w:lvlJc w:val="left"/>
       <w:pPr>
-        <w:ind w:left="5760" w:hanging="360"/>
-      </w:pPr>
-      <w:rPr>
-        <w:rFonts w:ascii="Courier New" w:hAnsi="Courier New" w:cs="Courier New" w:hint="default"/>
-      </w:rPr>
+        <w:ind w:left="5760" w:hanging="480"/>
+      </w:pPr>
     </w:lvl>
     <w:lvl w:ilvl="8">
       <w:numFmt w:val="bullet"/>
-      <w:lvlText w:val=""/>
+      <w:lvlText w:val="•"/>
       <w:lvlJc w:val="left"/>
       <w:pPr>
-        <w:ind w:left="6480" w:hanging="360"/>
-      </w:pPr>
-      <w:rPr>
-        <w:rFonts w:ascii="Wingdings" w:hAnsi="Wingdings" w:cs="Wingdings" w:hint="default"/>
-      </w:rPr>
+        <w:ind w:left="6480" w:hanging="480"/>
+      </w:pPr>
     </w:lvl>
   </w:abstractNum>
   <w:num w:numId="1000">
@@ -6325,8 +6387,8 @@
     <w:name w:val="KeywordTok"/>
     <w:basedOn w:val="VerbatimChar"/>
     <w:rPr>
+      <w:color w:val="007020"/>
       <w:b/>
-      <w:color w:val="007020"/>
     </w:rPr>
   </w:style>
   <w:style w:type="character" w:customStyle="1" w:styleId="DataTypeTok">
@@ -6403,42 +6465,42 @@
     <w:name w:val="ImportTok"/>
     <w:basedOn w:val="VerbatimChar"/>
     <w:rPr>
+      <w:color w:val="008000"/>
       <w:b/>
-      <w:color w:val="008000"/>
     </w:rPr>
   </w:style>
   <w:style w:type="character" w:customStyle="1" w:styleId="CommentTok">
     <w:name w:val="CommentTok"/>
     <w:basedOn w:val="VerbatimChar"/>
     <w:rPr>
+      <w:color w:val="60a0b0"/>
       <w:i/>
-      <w:color w:val="60a0b0"/>
     </w:rPr>
   </w:style>
   <w:style w:type="character" w:customStyle="1" w:styleId="DocumentationTok">
     <w:name w:val="DocumentationTok"/>
     <w:basedOn w:val="VerbatimChar"/>
     <w:rPr>
+      <w:color w:val="ba2121"/>
       <w:i/>
-      <w:color w:val="ba2121"/>
     </w:rPr>
   </w:style>
   <w:style w:type="character" w:customStyle="1" w:styleId="AnnotationTok">
     <w:name w:val="AnnotationTok"/>
     <w:basedOn w:val="VerbatimChar"/>
     <w:rPr>
+      <w:color w:val="60a0b0"/>
       <w:b/>
       <w:i/>
-      <w:color w:val="60a0b0"/>
     </w:rPr>
   </w:style>
   <w:style w:type="character" w:customStyle="1" w:styleId="CommentVarTok">
     <w:name w:val="CommentVarTok"/>
     <w:basedOn w:val="VerbatimChar"/>
     <w:rPr>
+      <w:color w:val="60a0b0"/>
       <w:b/>
       <w:i/>
-      <w:color w:val="60a0b0"/>
     </w:rPr>
   </w:style>
   <w:style w:type="character" w:customStyle="1" w:styleId="OtherTok">
@@ -6466,8 +6528,8 @@
     <w:name w:val="ControlFlowTok"/>
     <w:basedOn w:val="VerbatimChar"/>
     <w:rPr>
+      <w:color w:val="007020"/>
       <w:b/>
-      <w:color w:val="007020"/>
     </w:rPr>
   </w:style>
   <w:style w:type="character" w:customStyle="1" w:styleId="OperatorTok">
@@ -6512,34 +6574,34 @@
     <w:name w:val="InformationTok"/>
     <w:basedOn w:val="VerbatimChar"/>
     <w:rPr>
+      <w:color w:val="60a0b0"/>
       <w:b/>
       <w:i/>
-      <w:color w:val="60a0b0"/>
     </w:rPr>
   </w:style>
   <w:style w:type="character" w:customStyle="1" w:styleId="WarningTok">
     <w:name w:val="WarningTok"/>
     <w:basedOn w:val="VerbatimChar"/>
     <w:rPr>
+      <w:color w:val="60a0b0"/>
       <w:b/>
       <w:i/>
-      <w:color w:val="60a0b0"/>
     </w:rPr>
   </w:style>
   <w:style w:type="character" w:customStyle="1" w:styleId="AlertTok">
     <w:name w:val="AlertTok"/>
     <w:basedOn w:val="VerbatimChar"/>
     <w:rPr>
+      <w:color w:val="ff0000"/>
       <w:b/>
-      <w:color w:val="ff0000"/>
     </w:rPr>
   </w:style>
   <w:style w:type="character" w:customStyle="1" w:styleId="ErrorTok">
     <w:name w:val="ErrorTok"/>
     <w:basedOn w:val="VerbatimChar"/>
     <w:rPr>
+      <w:color w:val="ff0000"/>
       <w:b/>
-      <w:color w:val="ff0000"/>
     </w:rPr>
   </w:style>
   <w:style w:type="character" w:customStyle="1" w:styleId="NormalTok">
